--- a/MATLAB/Exp6.docx
+++ b/MATLAB/Exp6.docx
@@ -72,21 +72,7 @@
         <w:rPr>
           <w:rFonts w:ascii="Times New Roman" w:hAnsi="Times New Roman" w:cs="Times New Roman"/>
         </w:rPr>
-        <w:t xml:space="preserve">4. To </w:t>
-      </w:r>
-      <w:proofErr w:type="spellStart"/>
-      <w:r>
-        <w:rPr>
-          <w:rFonts w:ascii="Times New Roman" w:hAnsi="Times New Roman" w:cs="Times New Roman"/>
-        </w:rPr>
-        <w:t>analyze</w:t>
-      </w:r>
-      <w:proofErr w:type="spellEnd"/>
-      <w:r>
-        <w:rPr>
-          <w:rFonts w:ascii="Times New Roman" w:hAnsi="Times New Roman" w:cs="Times New Roman"/>
-        </w:rPr>
-        <w:t xml:space="preserve"> the effect of message frequency on frequency deviation and modulation index, and verify their relationship through MATLAB simulation</w:t>
+        <w:t>4. To analyze the effect of message frequency on frequency deviation and modulation index, and verify their relationship through MATLAB simulation</w:t>
       </w:r>
     </w:p>
     <w:p>
@@ -115,19 +101,11 @@
           <w:rFonts w:ascii="Times New Roman" w:hAnsi="Times New Roman" w:cs="Times New Roman"/>
         </w:rPr>
       </w:pPr>
-      <w:proofErr w:type="spellStart"/>
-      <w:r>
-        <w:rPr>
-          <w:rFonts w:ascii="Times New Roman" w:hAnsi="Times New Roman" w:cs="Times New Roman"/>
-        </w:rPr>
-        <w:t>clc</w:t>
-      </w:r>
-      <w:proofErr w:type="spellEnd"/>
-      <w:r>
-        <w:rPr>
-          <w:rFonts w:ascii="Times New Roman" w:hAnsi="Times New Roman" w:cs="Times New Roman"/>
-        </w:rPr>
-        <w:t>;</w:t>
+      <w:r>
+        <w:rPr>
+          <w:rFonts w:ascii="Times New Roman" w:hAnsi="Times New Roman" w:cs="Times New Roman"/>
+        </w:rPr>
+        <w:t>clc;</w:t>
       </w:r>
     </w:p>
     <w:p>
@@ -215,19 +193,11 @@
           <w:rFonts w:ascii="Times New Roman" w:hAnsi="Times New Roman" w:cs="Times New Roman"/>
         </w:rPr>
       </w:pPr>
-      <w:proofErr w:type="spellStart"/>
-      <w:r>
-        <w:rPr>
-          <w:rFonts w:ascii="Times New Roman" w:hAnsi="Times New Roman" w:cs="Times New Roman"/>
-        </w:rPr>
-        <w:t>fm</w:t>
-      </w:r>
-      <w:proofErr w:type="spellEnd"/>
-      <w:r>
-        <w:rPr>
-          <w:rFonts w:ascii="Times New Roman" w:hAnsi="Times New Roman" w:cs="Times New Roman"/>
-        </w:rPr>
-        <w:t xml:space="preserve"> = 1000;                % Message frequency = 1 kHz</w:t>
+      <w:r>
+        <w:rPr>
+          <w:rFonts w:ascii="Times New Roman" w:hAnsi="Times New Roman" w:cs="Times New Roman"/>
+        </w:rPr>
+        <w:t>fm = 1000;                % Message frequency = 1 kHz</w:t>
       </w:r>
     </w:p>
     <w:p>
@@ -289,53 +259,31 @@
           <w:rFonts w:ascii="Times New Roman" w:hAnsi="Times New Roman" w:cs="Times New Roman"/>
         </w:rPr>
       </w:pPr>
-      <w:proofErr w:type="spellStart"/>
-      <w:r>
-        <w:rPr>
-          <w:rFonts w:ascii="Times New Roman" w:hAnsi="Times New Roman" w:cs="Times New Roman"/>
-        </w:rPr>
-        <w:t>kf</w:t>
-      </w:r>
-      <w:proofErr w:type="spellEnd"/>
-      <w:r>
-        <w:rPr>
-          <w:rFonts w:ascii="Times New Roman" w:hAnsi="Times New Roman" w:cs="Times New Roman"/>
-        </w:rPr>
-        <w:t xml:space="preserve"> = 5000;                % Frequency sensitivity (Hz/V)</w:t>
-      </w:r>
-    </w:p>
-    <w:p>
-      <w:pPr>
-        <w:rPr>
-          <w:rFonts w:ascii="Times New Roman" w:hAnsi="Times New Roman" w:cs="Times New Roman"/>
-        </w:rPr>
-      </w:pPr>
-    </w:p>
-    <w:p>
-      <w:pPr>
-        <w:rPr>
-          <w:rFonts w:ascii="Times New Roman" w:hAnsi="Times New Roman" w:cs="Times New Roman"/>
-        </w:rPr>
-      </w:pPr>
-      <w:r>
-        <w:rPr>
-          <w:rFonts w:ascii="Times New Roman" w:hAnsi="Times New Roman" w:cs="Times New Roman"/>
-        </w:rPr>
-        <w:t>m = Am*cos(2*pi*</w:t>
-      </w:r>
-      <w:proofErr w:type="spellStart"/>
-      <w:r>
-        <w:rPr>
-          <w:rFonts w:ascii="Times New Roman" w:hAnsi="Times New Roman" w:cs="Times New Roman"/>
-        </w:rPr>
-        <w:t>fm</w:t>
-      </w:r>
-      <w:proofErr w:type="spellEnd"/>
-      <w:r>
-        <w:rPr>
-          <w:rFonts w:ascii="Times New Roman" w:hAnsi="Times New Roman" w:cs="Times New Roman"/>
-        </w:rPr>
-        <w:t>*t);</w:t>
+      <w:r>
+        <w:rPr>
+          <w:rFonts w:ascii="Times New Roman" w:hAnsi="Times New Roman" w:cs="Times New Roman"/>
+        </w:rPr>
+        <w:t>kf = 5000;                % Frequency sensitivity (Hz/V)</w:t>
+      </w:r>
+    </w:p>
+    <w:p>
+      <w:pPr>
+        <w:rPr>
+          <w:rFonts w:ascii="Times New Roman" w:hAnsi="Times New Roman" w:cs="Times New Roman"/>
+        </w:rPr>
+      </w:pPr>
+    </w:p>
+    <w:p>
+      <w:pPr>
+        <w:rPr>
+          <w:rFonts w:ascii="Times New Roman" w:hAnsi="Times New Roman" w:cs="Times New Roman"/>
+        </w:rPr>
+      </w:pPr>
+      <w:r>
+        <w:rPr>
+          <w:rFonts w:ascii="Times New Roman" w:hAnsi="Times New Roman" w:cs="Times New Roman"/>
+        </w:rPr>
+        <w:t>m = Am*cos(2*pi*fm*t);</w:t>
       </w:r>
     </w:p>
     <w:p>
@@ -362,880 +310,398 @@
           <w:rFonts w:ascii="Times New Roman" w:hAnsi="Times New Roman" w:cs="Times New Roman"/>
         </w:rPr>
         <w:lastRenderedPageBreak/>
-        <w:t xml:space="preserve">% </w:t>
-      </w:r>
-      <w:proofErr w:type="spellStart"/>
-      <w:r>
-        <w:rPr>
-          <w:rFonts w:ascii="Times New Roman" w:hAnsi="Times New Roman" w:cs="Times New Roman"/>
-        </w:rPr>
-        <w:t>Delta_f</w:t>
-      </w:r>
-      <w:proofErr w:type="spellEnd"/>
-      <w:r>
-        <w:rPr>
-          <w:rFonts w:ascii="Times New Roman" w:hAnsi="Times New Roman" w:cs="Times New Roman"/>
-        </w:rPr>
-        <w:t xml:space="preserve"> = </w:t>
-      </w:r>
-      <w:proofErr w:type="spellStart"/>
-      <w:r>
-        <w:rPr>
-          <w:rFonts w:ascii="Times New Roman" w:hAnsi="Times New Roman" w:cs="Times New Roman"/>
-        </w:rPr>
-        <w:t>kf</w:t>
-      </w:r>
-      <w:proofErr w:type="spellEnd"/>
-      <w:r>
-        <w:rPr>
-          <w:rFonts w:ascii="Times New Roman" w:hAnsi="Times New Roman" w:cs="Times New Roman"/>
-        </w:rPr>
-        <w:t xml:space="preserve"> * Am</w:t>
-      </w:r>
-    </w:p>
-    <w:p>
-      <w:pPr>
-        <w:rPr>
-          <w:rFonts w:ascii="Times New Roman" w:hAnsi="Times New Roman" w:cs="Times New Roman"/>
-        </w:rPr>
-      </w:pPr>
-    </w:p>
-    <w:p>
-      <w:pPr>
-        <w:rPr>
-          <w:rFonts w:ascii="Times New Roman" w:hAnsi="Times New Roman" w:cs="Times New Roman"/>
-        </w:rPr>
-      </w:pPr>
-      <w:proofErr w:type="spellStart"/>
-      <w:r>
-        <w:rPr>
-          <w:rFonts w:ascii="Times New Roman" w:hAnsi="Times New Roman" w:cs="Times New Roman"/>
-        </w:rPr>
-        <w:t>delta_f</w:t>
-      </w:r>
-      <w:proofErr w:type="spellEnd"/>
-      <w:r>
-        <w:rPr>
-          <w:rFonts w:ascii="Times New Roman" w:hAnsi="Times New Roman" w:cs="Times New Roman"/>
-        </w:rPr>
-        <w:t xml:space="preserve"> = </w:t>
-      </w:r>
-      <w:proofErr w:type="spellStart"/>
-      <w:r>
-        <w:rPr>
-          <w:rFonts w:ascii="Times New Roman" w:hAnsi="Times New Roman" w:cs="Times New Roman"/>
-        </w:rPr>
-        <w:t>kf</w:t>
-      </w:r>
-      <w:proofErr w:type="spellEnd"/>
-      <w:r>
-        <w:rPr>
-          <w:rFonts w:ascii="Times New Roman" w:hAnsi="Times New Roman" w:cs="Times New Roman"/>
-        </w:rPr>
-        <w:t xml:space="preserve"> * Am;</w:t>
-      </w:r>
-    </w:p>
-    <w:p>
-      <w:pPr>
-        <w:rPr>
-          <w:rFonts w:ascii="Times New Roman" w:hAnsi="Times New Roman" w:cs="Times New Roman"/>
-        </w:rPr>
-      </w:pPr>
-    </w:p>
-    <w:p>
-      <w:pPr>
-        <w:rPr>
-          <w:rFonts w:ascii="Times New Roman" w:hAnsi="Times New Roman" w:cs="Times New Roman"/>
-        </w:rPr>
-      </w:pPr>
-      <w:r>
-        <w:rPr>
-          <w:rFonts w:ascii="Times New Roman" w:hAnsi="Times New Roman" w:cs="Times New Roman"/>
-        </w:rPr>
-        <w:t xml:space="preserve">% Beta = </w:t>
-      </w:r>
-      <w:proofErr w:type="spellStart"/>
-      <w:r>
-        <w:rPr>
-          <w:rFonts w:ascii="Times New Roman" w:hAnsi="Times New Roman" w:cs="Times New Roman"/>
-        </w:rPr>
-        <w:t>Delta_f</w:t>
-      </w:r>
-      <w:proofErr w:type="spellEnd"/>
-      <w:r>
-        <w:rPr>
-          <w:rFonts w:ascii="Times New Roman" w:hAnsi="Times New Roman" w:cs="Times New Roman"/>
-        </w:rPr>
-        <w:t xml:space="preserve"> / </w:t>
-      </w:r>
-      <w:proofErr w:type="spellStart"/>
-      <w:r>
-        <w:rPr>
-          <w:rFonts w:ascii="Times New Roman" w:hAnsi="Times New Roman" w:cs="Times New Roman"/>
-        </w:rPr>
-        <w:t>fm</w:t>
-      </w:r>
-      <w:proofErr w:type="spellEnd"/>
-    </w:p>
-    <w:p>
-      <w:pPr>
-        <w:rPr>
-          <w:rFonts w:ascii="Times New Roman" w:hAnsi="Times New Roman" w:cs="Times New Roman"/>
-        </w:rPr>
-      </w:pPr>
-    </w:p>
-    <w:p>
-      <w:pPr>
-        <w:rPr>
-          <w:rFonts w:ascii="Times New Roman" w:hAnsi="Times New Roman" w:cs="Times New Roman"/>
-        </w:rPr>
-      </w:pPr>
-      <w:r>
-        <w:rPr>
-          <w:rFonts w:ascii="Times New Roman" w:hAnsi="Times New Roman" w:cs="Times New Roman"/>
-        </w:rPr>
-        <w:t xml:space="preserve">beta = </w:t>
-      </w:r>
-      <w:proofErr w:type="spellStart"/>
-      <w:r>
-        <w:rPr>
-          <w:rFonts w:ascii="Times New Roman" w:hAnsi="Times New Roman" w:cs="Times New Roman"/>
-        </w:rPr>
-        <w:t>delta_f</w:t>
-      </w:r>
-      <w:proofErr w:type="spellEnd"/>
-      <w:r>
-        <w:rPr>
-          <w:rFonts w:ascii="Times New Roman" w:hAnsi="Times New Roman" w:cs="Times New Roman"/>
-        </w:rPr>
-        <w:t xml:space="preserve"> / </w:t>
-      </w:r>
-      <w:proofErr w:type="spellStart"/>
-      <w:r>
-        <w:rPr>
-          <w:rFonts w:ascii="Times New Roman" w:hAnsi="Times New Roman" w:cs="Times New Roman"/>
-        </w:rPr>
-        <w:t>fm</w:t>
-      </w:r>
-      <w:proofErr w:type="spellEnd"/>
-      <w:r>
-        <w:rPr>
-          <w:rFonts w:ascii="Times New Roman" w:hAnsi="Times New Roman" w:cs="Times New Roman"/>
-        </w:rPr>
-        <w:t>;</w:t>
-      </w:r>
-    </w:p>
-    <w:p>
-      <w:pPr>
-        <w:rPr>
-          <w:rFonts w:ascii="Times New Roman" w:hAnsi="Times New Roman" w:cs="Times New Roman"/>
-        </w:rPr>
-      </w:pPr>
-    </w:p>
-    <w:p>
-      <w:pPr>
-        <w:rPr>
-          <w:rFonts w:ascii="Times New Roman" w:hAnsi="Times New Roman" w:cs="Times New Roman"/>
-        </w:rPr>
-      </w:pPr>
-      <w:r>
-        <w:rPr>
-          <w:rFonts w:ascii="Times New Roman" w:hAnsi="Times New Roman" w:cs="Times New Roman"/>
-        </w:rPr>
-        <w:t>phase = 2*pi*fc*t + 2*pi*</w:t>
-      </w:r>
-      <w:proofErr w:type="spellStart"/>
-      <w:r>
-        <w:rPr>
-          <w:rFonts w:ascii="Times New Roman" w:hAnsi="Times New Roman" w:cs="Times New Roman"/>
-        </w:rPr>
-        <w:t>kf</w:t>
-      </w:r>
-      <w:proofErr w:type="spellEnd"/>
-      <w:r>
-        <w:rPr>
-          <w:rFonts w:ascii="Times New Roman" w:hAnsi="Times New Roman" w:cs="Times New Roman"/>
-        </w:rPr>
-        <w:t>*</w:t>
-      </w:r>
-      <w:proofErr w:type="spellStart"/>
-      <w:r>
-        <w:rPr>
-          <w:rFonts w:ascii="Times New Roman" w:hAnsi="Times New Roman" w:cs="Times New Roman"/>
-        </w:rPr>
-        <w:t>cumsum</w:t>
-      </w:r>
-      <w:proofErr w:type="spellEnd"/>
-      <w:r>
-        <w:rPr>
-          <w:rFonts w:ascii="Times New Roman" w:hAnsi="Times New Roman" w:cs="Times New Roman"/>
-        </w:rPr>
-        <w:t>(m)/Fs;</w:t>
-      </w:r>
-    </w:p>
-    <w:p>
-      <w:pPr>
-        <w:rPr>
-          <w:rFonts w:ascii="Times New Roman" w:hAnsi="Times New Roman" w:cs="Times New Roman"/>
-        </w:rPr>
-      </w:pPr>
-    </w:p>
-    <w:p>
-      <w:pPr>
-        <w:rPr>
-          <w:rFonts w:ascii="Times New Roman" w:hAnsi="Times New Roman" w:cs="Times New Roman"/>
-        </w:rPr>
-      </w:pPr>
-      <w:proofErr w:type="spellStart"/>
-      <w:r>
-        <w:rPr>
-          <w:rFonts w:ascii="Times New Roman" w:hAnsi="Times New Roman" w:cs="Times New Roman"/>
-        </w:rPr>
-        <w:t>FM_signal</w:t>
-      </w:r>
-      <w:proofErr w:type="spellEnd"/>
-      <w:r>
-        <w:rPr>
-          <w:rFonts w:ascii="Times New Roman" w:hAnsi="Times New Roman" w:cs="Times New Roman"/>
-        </w:rPr>
-        <w:t xml:space="preserve"> = Ac*cos(phase);</w:t>
-      </w:r>
-    </w:p>
-    <w:p>
-      <w:pPr>
-        <w:rPr>
-          <w:rFonts w:ascii="Times New Roman" w:hAnsi="Times New Roman" w:cs="Times New Roman"/>
-        </w:rPr>
-      </w:pPr>
-    </w:p>
-    <w:p>
-      <w:pPr>
-        <w:rPr>
-          <w:rFonts w:ascii="Times New Roman" w:hAnsi="Times New Roman" w:cs="Times New Roman"/>
-        </w:rPr>
-      </w:pPr>
-      <w:proofErr w:type="spellStart"/>
-      <w:r>
-        <w:rPr>
-          <w:rFonts w:ascii="Times New Roman" w:hAnsi="Times New Roman" w:cs="Times New Roman"/>
-        </w:rPr>
-        <w:t>instantaneous_phase</w:t>
-      </w:r>
-      <w:proofErr w:type="spellEnd"/>
-      <w:r>
-        <w:rPr>
-          <w:rFonts w:ascii="Times New Roman" w:hAnsi="Times New Roman" w:cs="Times New Roman"/>
-        </w:rPr>
-        <w:t xml:space="preserve"> = unwrap(angle(</w:t>
-      </w:r>
-      <w:proofErr w:type="spellStart"/>
-      <w:r>
-        <w:rPr>
-          <w:rFonts w:ascii="Times New Roman" w:hAnsi="Times New Roman" w:cs="Times New Roman"/>
-        </w:rPr>
-        <w:t>hilbert</w:t>
-      </w:r>
-      <w:proofErr w:type="spellEnd"/>
-      <w:r>
-        <w:rPr>
-          <w:rFonts w:ascii="Times New Roman" w:hAnsi="Times New Roman" w:cs="Times New Roman"/>
-        </w:rPr>
-        <w:t>(</w:t>
-      </w:r>
-      <w:proofErr w:type="spellStart"/>
-      <w:r>
-        <w:rPr>
-          <w:rFonts w:ascii="Times New Roman" w:hAnsi="Times New Roman" w:cs="Times New Roman"/>
-        </w:rPr>
-        <w:t>FM_signal</w:t>
-      </w:r>
-      <w:proofErr w:type="spellEnd"/>
-      <w:r>
-        <w:rPr>
-          <w:rFonts w:ascii="Times New Roman" w:hAnsi="Times New Roman" w:cs="Times New Roman"/>
-        </w:rPr>
-        <w:t>)));</w:t>
-      </w:r>
-    </w:p>
-    <w:p>
-      <w:pPr>
-        <w:rPr>
-          <w:rFonts w:ascii="Times New Roman" w:hAnsi="Times New Roman" w:cs="Times New Roman"/>
-        </w:rPr>
-      </w:pPr>
-    </w:p>
-    <w:p>
-      <w:pPr>
-        <w:rPr>
-          <w:rFonts w:ascii="Times New Roman" w:hAnsi="Times New Roman" w:cs="Times New Roman"/>
-        </w:rPr>
-      </w:pPr>
-      <w:proofErr w:type="spellStart"/>
-      <w:r>
-        <w:rPr>
-          <w:rFonts w:ascii="Times New Roman" w:hAnsi="Times New Roman" w:cs="Times New Roman"/>
-        </w:rPr>
-        <w:t>instantaneous_frequency</w:t>
-      </w:r>
-      <w:proofErr w:type="spellEnd"/>
-      <w:r>
-        <w:rPr>
-          <w:rFonts w:ascii="Times New Roman" w:hAnsi="Times New Roman" w:cs="Times New Roman"/>
-        </w:rPr>
-        <w:t xml:space="preserve"> = ...</w:t>
-      </w:r>
-    </w:p>
-    <w:p>
-      <w:pPr>
-        <w:rPr>
-          <w:rFonts w:ascii="Times New Roman" w:hAnsi="Times New Roman" w:cs="Times New Roman"/>
-        </w:rPr>
-      </w:pPr>
-      <w:r>
-        <w:rPr>
-          <w:rFonts w:ascii="Times New Roman" w:hAnsi="Times New Roman" w:cs="Times New Roman"/>
-        </w:rPr>
-        <w:t xml:space="preserve">    gradient(</w:t>
-      </w:r>
-      <w:proofErr w:type="spellStart"/>
-      <w:r>
-        <w:rPr>
-          <w:rFonts w:ascii="Times New Roman" w:hAnsi="Times New Roman" w:cs="Times New Roman"/>
-        </w:rPr>
-        <w:t>instantaneous_phase</w:t>
-      </w:r>
-      <w:proofErr w:type="spellEnd"/>
-      <w:r>
-        <w:rPr>
-          <w:rFonts w:ascii="Times New Roman" w:hAnsi="Times New Roman" w:cs="Times New Roman"/>
-        </w:rPr>
-        <w:t>)/(2*pi)*Fs;</w:t>
-      </w:r>
-    </w:p>
-    <w:p>
-      <w:pPr>
-        <w:rPr>
-          <w:rFonts w:ascii="Times New Roman" w:hAnsi="Times New Roman" w:cs="Times New Roman"/>
-        </w:rPr>
-      </w:pPr>
-    </w:p>
-    <w:p>
-      <w:pPr>
-        <w:rPr>
-          <w:rFonts w:ascii="Times New Roman" w:hAnsi="Times New Roman" w:cs="Times New Roman"/>
-        </w:rPr>
-      </w:pPr>
-      <w:proofErr w:type="spellStart"/>
-      <w:r>
-        <w:rPr>
-          <w:rFonts w:ascii="Times New Roman" w:hAnsi="Times New Roman" w:cs="Times New Roman"/>
-        </w:rPr>
-        <w:t>max_freq</w:t>
-      </w:r>
-      <w:proofErr w:type="spellEnd"/>
-      <w:r>
-        <w:rPr>
-          <w:rFonts w:ascii="Times New Roman" w:hAnsi="Times New Roman" w:cs="Times New Roman"/>
-        </w:rPr>
-        <w:t xml:space="preserve"> = max(</w:t>
-      </w:r>
-      <w:proofErr w:type="spellStart"/>
-      <w:r>
-        <w:rPr>
-          <w:rFonts w:ascii="Times New Roman" w:hAnsi="Times New Roman" w:cs="Times New Roman"/>
-        </w:rPr>
-        <w:t>instantaneous_frequency</w:t>
-      </w:r>
-      <w:proofErr w:type="spellEnd"/>
-      <w:r>
-        <w:rPr>
-          <w:rFonts w:ascii="Times New Roman" w:hAnsi="Times New Roman" w:cs="Times New Roman"/>
-        </w:rPr>
-        <w:t>);</w:t>
-      </w:r>
-    </w:p>
-    <w:p>
-      <w:pPr>
-        <w:rPr>
-          <w:rFonts w:ascii="Times New Roman" w:hAnsi="Times New Roman" w:cs="Times New Roman"/>
-        </w:rPr>
-      </w:pPr>
-      <w:proofErr w:type="spellStart"/>
-      <w:r>
-        <w:rPr>
-          <w:rFonts w:ascii="Times New Roman" w:hAnsi="Times New Roman" w:cs="Times New Roman"/>
-        </w:rPr>
-        <w:t>min_freq</w:t>
-      </w:r>
-      <w:proofErr w:type="spellEnd"/>
-      <w:r>
-        <w:rPr>
-          <w:rFonts w:ascii="Times New Roman" w:hAnsi="Times New Roman" w:cs="Times New Roman"/>
-        </w:rPr>
-        <w:t xml:space="preserve"> = min(</w:t>
-      </w:r>
-      <w:proofErr w:type="spellStart"/>
-      <w:r>
-        <w:rPr>
-          <w:rFonts w:ascii="Times New Roman" w:hAnsi="Times New Roman" w:cs="Times New Roman"/>
-        </w:rPr>
-        <w:t>instantaneous_frequency</w:t>
-      </w:r>
-      <w:proofErr w:type="spellEnd"/>
-      <w:r>
-        <w:rPr>
-          <w:rFonts w:ascii="Times New Roman" w:hAnsi="Times New Roman" w:cs="Times New Roman"/>
-        </w:rPr>
-        <w:t>);</w:t>
-      </w:r>
-    </w:p>
-    <w:p>
-      <w:pPr>
-        <w:rPr>
-          <w:rFonts w:ascii="Times New Roman" w:hAnsi="Times New Roman" w:cs="Times New Roman"/>
-        </w:rPr>
-      </w:pPr>
-    </w:p>
-    <w:p>
-      <w:pPr>
-        <w:rPr>
-          <w:rFonts w:ascii="Times New Roman" w:hAnsi="Times New Roman" w:cs="Times New Roman"/>
-        </w:rPr>
-      </w:pPr>
-      <w:proofErr w:type="spellStart"/>
-      <w:r>
-        <w:rPr>
-          <w:rFonts w:ascii="Times New Roman" w:hAnsi="Times New Roman" w:cs="Times New Roman"/>
-        </w:rPr>
-        <w:t>measured_delta_f</w:t>
-      </w:r>
-      <w:proofErr w:type="spellEnd"/>
-      <w:r>
-        <w:rPr>
-          <w:rFonts w:ascii="Times New Roman" w:hAnsi="Times New Roman" w:cs="Times New Roman"/>
-        </w:rPr>
-        <w:t xml:space="preserve"> = (</w:t>
-      </w:r>
-      <w:proofErr w:type="spellStart"/>
-      <w:r>
-        <w:rPr>
-          <w:rFonts w:ascii="Times New Roman" w:hAnsi="Times New Roman" w:cs="Times New Roman"/>
-        </w:rPr>
-        <w:t>max_freq</w:t>
-      </w:r>
-      <w:proofErr w:type="spellEnd"/>
-      <w:r>
-        <w:rPr>
-          <w:rFonts w:ascii="Times New Roman" w:hAnsi="Times New Roman" w:cs="Times New Roman"/>
-        </w:rPr>
-        <w:t xml:space="preserve"> - </w:t>
-      </w:r>
-      <w:proofErr w:type="spellStart"/>
-      <w:r>
-        <w:rPr>
-          <w:rFonts w:ascii="Times New Roman" w:hAnsi="Times New Roman" w:cs="Times New Roman"/>
-        </w:rPr>
-        <w:t>min_freq</w:t>
-      </w:r>
-      <w:proofErr w:type="spellEnd"/>
-      <w:r>
-        <w:rPr>
-          <w:rFonts w:ascii="Times New Roman" w:hAnsi="Times New Roman" w:cs="Times New Roman"/>
-        </w:rPr>
-        <w:t>)/2;</w:t>
-      </w:r>
-    </w:p>
-    <w:p>
-      <w:pPr>
-        <w:rPr>
-          <w:rFonts w:ascii="Times New Roman" w:hAnsi="Times New Roman" w:cs="Times New Roman"/>
-        </w:rPr>
-      </w:pPr>
-    </w:p>
-    <w:p>
-      <w:pPr>
-        <w:rPr>
-          <w:rFonts w:ascii="Times New Roman" w:hAnsi="Times New Roman" w:cs="Times New Roman"/>
-        </w:rPr>
-      </w:pPr>
-      <w:proofErr w:type="spellStart"/>
-      <w:r>
-        <w:rPr>
-          <w:rFonts w:ascii="Times New Roman" w:hAnsi="Times New Roman" w:cs="Times New Roman"/>
-        </w:rPr>
-        <w:t>fprintf</w:t>
-      </w:r>
-      <w:proofErr w:type="spellEnd"/>
-      <w:r>
-        <w:rPr>
-          <w:rFonts w:ascii="Times New Roman" w:hAnsi="Times New Roman" w:cs="Times New Roman"/>
-        </w:rPr>
-        <w:t>('---------------------------------------\n');</w:t>
-      </w:r>
-    </w:p>
-    <w:p>
-      <w:pPr>
-        <w:rPr>
-          <w:rFonts w:ascii="Times New Roman" w:hAnsi="Times New Roman" w:cs="Times New Roman"/>
-        </w:rPr>
-      </w:pPr>
-      <w:proofErr w:type="spellStart"/>
-      <w:r>
-        <w:rPr>
-          <w:rFonts w:ascii="Times New Roman" w:hAnsi="Times New Roman" w:cs="Times New Roman"/>
-        </w:rPr>
-        <w:t>fprintf</w:t>
-      </w:r>
-      <w:proofErr w:type="spellEnd"/>
-      <w:r>
-        <w:rPr>
-          <w:rFonts w:ascii="Times New Roman" w:hAnsi="Times New Roman" w:cs="Times New Roman"/>
-        </w:rPr>
-        <w:t>('FM FREQUENCY DEVIATION AND MODULATION INDEX\n');</w:t>
-      </w:r>
-    </w:p>
-    <w:p>
-      <w:pPr>
-        <w:rPr>
-          <w:rFonts w:ascii="Times New Roman" w:hAnsi="Times New Roman" w:cs="Times New Roman"/>
-        </w:rPr>
-      </w:pPr>
-      <w:proofErr w:type="spellStart"/>
-      <w:r>
-        <w:rPr>
-          <w:rFonts w:ascii="Times New Roman" w:hAnsi="Times New Roman" w:cs="Times New Roman"/>
-        </w:rPr>
-        <w:t>fprintf</w:t>
-      </w:r>
-      <w:proofErr w:type="spellEnd"/>
-      <w:r>
-        <w:rPr>
-          <w:rFonts w:ascii="Times New Roman" w:hAnsi="Times New Roman" w:cs="Times New Roman"/>
-        </w:rPr>
-        <w:t>('---------------------------------------\n');</w:t>
-      </w:r>
-    </w:p>
-    <w:p>
-      <w:pPr>
-        <w:rPr>
-          <w:rFonts w:ascii="Times New Roman" w:hAnsi="Times New Roman" w:cs="Times New Roman"/>
-        </w:rPr>
-      </w:pPr>
-    </w:p>
-    <w:p>
-      <w:pPr>
-        <w:rPr>
-          <w:rFonts w:ascii="Times New Roman" w:hAnsi="Times New Roman" w:cs="Times New Roman"/>
-        </w:rPr>
-      </w:pPr>
-      <w:proofErr w:type="spellStart"/>
-      <w:r>
-        <w:rPr>
-          <w:rFonts w:ascii="Times New Roman" w:hAnsi="Times New Roman" w:cs="Times New Roman"/>
-        </w:rPr>
-        <w:t>fprintf</w:t>
-      </w:r>
-      <w:proofErr w:type="spellEnd"/>
-      <w:r>
-        <w:rPr>
-          <w:rFonts w:ascii="Times New Roman" w:hAnsi="Times New Roman" w:cs="Times New Roman"/>
-        </w:rPr>
-        <w:t>('Carrier Frequency       = %.2f Hz\n', fc);</w:t>
-      </w:r>
-    </w:p>
-    <w:p>
-      <w:pPr>
-        <w:rPr>
-          <w:rFonts w:ascii="Times New Roman" w:hAnsi="Times New Roman" w:cs="Times New Roman"/>
-        </w:rPr>
-      </w:pPr>
-      <w:proofErr w:type="spellStart"/>
-      <w:r>
-        <w:rPr>
-          <w:rFonts w:ascii="Times New Roman" w:hAnsi="Times New Roman" w:cs="Times New Roman"/>
-        </w:rPr>
-        <w:t>fprintf</w:t>
-      </w:r>
-      <w:proofErr w:type="spellEnd"/>
-      <w:r>
-        <w:rPr>
-          <w:rFonts w:ascii="Times New Roman" w:hAnsi="Times New Roman" w:cs="Times New Roman"/>
-        </w:rPr>
-        <w:t xml:space="preserve">('Message Frequency       = %.2f Hz\n', </w:t>
-      </w:r>
-      <w:proofErr w:type="spellStart"/>
-      <w:r>
-        <w:rPr>
-          <w:rFonts w:ascii="Times New Roman" w:hAnsi="Times New Roman" w:cs="Times New Roman"/>
-        </w:rPr>
-        <w:t>fm</w:t>
-      </w:r>
-      <w:proofErr w:type="spellEnd"/>
-      <w:r>
-        <w:rPr>
-          <w:rFonts w:ascii="Times New Roman" w:hAnsi="Times New Roman" w:cs="Times New Roman"/>
-        </w:rPr>
-        <w:t>);</w:t>
-      </w:r>
-    </w:p>
-    <w:p>
-      <w:pPr>
-        <w:rPr>
-          <w:rFonts w:ascii="Times New Roman" w:hAnsi="Times New Roman" w:cs="Times New Roman"/>
-        </w:rPr>
-      </w:pPr>
-      <w:proofErr w:type="spellStart"/>
-      <w:r>
-        <w:rPr>
-          <w:rFonts w:ascii="Times New Roman" w:hAnsi="Times New Roman" w:cs="Times New Roman"/>
-        </w:rPr>
-        <w:t>fprintf</w:t>
-      </w:r>
-      <w:proofErr w:type="spellEnd"/>
-      <w:r>
-        <w:rPr>
-          <w:rFonts w:ascii="Times New Roman" w:hAnsi="Times New Roman" w:cs="Times New Roman"/>
-        </w:rPr>
-        <w:t xml:space="preserve">('Frequency Sensitivity   = %.2f Hz/V\n', </w:t>
-      </w:r>
-      <w:proofErr w:type="spellStart"/>
-      <w:r>
-        <w:rPr>
-          <w:rFonts w:ascii="Times New Roman" w:hAnsi="Times New Roman" w:cs="Times New Roman"/>
-        </w:rPr>
-        <w:t>kf</w:t>
-      </w:r>
-      <w:proofErr w:type="spellEnd"/>
-      <w:r>
-        <w:rPr>
-          <w:rFonts w:ascii="Times New Roman" w:hAnsi="Times New Roman" w:cs="Times New Roman"/>
-        </w:rPr>
-        <w:t>);</w:t>
-      </w:r>
-    </w:p>
-    <w:p>
-      <w:pPr>
-        <w:rPr>
-          <w:rFonts w:ascii="Times New Roman" w:hAnsi="Times New Roman" w:cs="Times New Roman"/>
-        </w:rPr>
-      </w:pPr>
-      <w:proofErr w:type="spellStart"/>
+        <w:t>% Delta_f = kf * Am</w:t>
+      </w:r>
+    </w:p>
+    <w:p>
+      <w:pPr>
+        <w:rPr>
+          <w:rFonts w:ascii="Times New Roman" w:hAnsi="Times New Roman" w:cs="Times New Roman"/>
+        </w:rPr>
+      </w:pPr>
+    </w:p>
+    <w:p>
+      <w:pPr>
+        <w:rPr>
+          <w:rFonts w:ascii="Times New Roman" w:hAnsi="Times New Roman" w:cs="Times New Roman"/>
+        </w:rPr>
+      </w:pPr>
+      <w:r>
+        <w:rPr>
+          <w:rFonts w:ascii="Times New Roman" w:hAnsi="Times New Roman" w:cs="Times New Roman"/>
+        </w:rPr>
+        <w:t>delta_f = kf * Am;</w:t>
+      </w:r>
+    </w:p>
+    <w:p>
+      <w:pPr>
+        <w:rPr>
+          <w:rFonts w:ascii="Times New Roman" w:hAnsi="Times New Roman" w:cs="Times New Roman"/>
+        </w:rPr>
+      </w:pPr>
+    </w:p>
+    <w:p>
+      <w:pPr>
+        <w:rPr>
+          <w:rFonts w:ascii="Times New Roman" w:hAnsi="Times New Roman" w:cs="Times New Roman"/>
+        </w:rPr>
+      </w:pPr>
+      <w:r>
+        <w:rPr>
+          <w:rFonts w:ascii="Times New Roman" w:hAnsi="Times New Roman" w:cs="Times New Roman"/>
+        </w:rPr>
+        <w:t>% Beta = Delta_f / fm</w:t>
+      </w:r>
+    </w:p>
+    <w:p>
+      <w:pPr>
+        <w:rPr>
+          <w:rFonts w:ascii="Times New Roman" w:hAnsi="Times New Roman" w:cs="Times New Roman"/>
+        </w:rPr>
+      </w:pPr>
+    </w:p>
+    <w:p>
+      <w:pPr>
+        <w:rPr>
+          <w:rFonts w:ascii="Times New Roman" w:hAnsi="Times New Roman" w:cs="Times New Roman"/>
+        </w:rPr>
+      </w:pPr>
+      <w:r>
+        <w:rPr>
+          <w:rFonts w:ascii="Times New Roman" w:hAnsi="Times New Roman" w:cs="Times New Roman"/>
+        </w:rPr>
+        <w:t>beta = delta_f / fm;</w:t>
+      </w:r>
+    </w:p>
+    <w:p>
+      <w:pPr>
+        <w:rPr>
+          <w:rFonts w:ascii="Times New Roman" w:hAnsi="Times New Roman" w:cs="Times New Roman"/>
+        </w:rPr>
+      </w:pPr>
+    </w:p>
+    <w:p>
+      <w:pPr>
+        <w:rPr>
+          <w:rFonts w:ascii="Times New Roman" w:hAnsi="Times New Roman" w:cs="Times New Roman"/>
+        </w:rPr>
+      </w:pPr>
+      <w:r>
+        <w:rPr>
+          <w:rFonts w:ascii="Times New Roman" w:hAnsi="Times New Roman" w:cs="Times New Roman"/>
+        </w:rPr>
+        <w:t>phase = 2*pi*fc*t + 2*pi*kf*cumsum(m)/Fs;</w:t>
+      </w:r>
+    </w:p>
+    <w:p>
+      <w:pPr>
+        <w:rPr>
+          <w:rFonts w:ascii="Times New Roman" w:hAnsi="Times New Roman" w:cs="Times New Roman"/>
+        </w:rPr>
+      </w:pPr>
+    </w:p>
+    <w:p>
+      <w:pPr>
+        <w:rPr>
+          <w:rFonts w:ascii="Times New Roman" w:hAnsi="Times New Roman" w:cs="Times New Roman"/>
+        </w:rPr>
+      </w:pPr>
+      <w:r>
+        <w:rPr>
+          <w:rFonts w:ascii="Times New Roman" w:hAnsi="Times New Roman" w:cs="Times New Roman"/>
+        </w:rPr>
+        <w:t>FM_signal = Ac*cos(phase);</w:t>
+      </w:r>
+    </w:p>
+    <w:p>
+      <w:pPr>
+        <w:rPr>
+          <w:rFonts w:ascii="Times New Roman" w:hAnsi="Times New Roman" w:cs="Times New Roman"/>
+        </w:rPr>
+      </w:pPr>
+    </w:p>
+    <w:p>
+      <w:pPr>
+        <w:rPr>
+          <w:rFonts w:ascii="Times New Roman" w:hAnsi="Times New Roman" w:cs="Times New Roman"/>
+        </w:rPr>
+      </w:pPr>
+      <w:r>
+        <w:rPr>
+          <w:rFonts w:ascii="Times New Roman" w:hAnsi="Times New Roman" w:cs="Times New Roman"/>
+        </w:rPr>
+        <w:t>instantaneous_phase = unwrap(angle(hilbert(FM_signal)));</w:t>
+      </w:r>
+    </w:p>
+    <w:p>
+      <w:pPr>
+        <w:rPr>
+          <w:rFonts w:ascii="Times New Roman" w:hAnsi="Times New Roman" w:cs="Times New Roman"/>
+        </w:rPr>
+      </w:pPr>
+    </w:p>
+    <w:p>
+      <w:pPr>
+        <w:rPr>
+          <w:rFonts w:ascii="Times New Roman" w:hAnsi="Times New Roman" w:cs="Times New Roman"/>
+        </w:rPr>
+      </w:pPr>
+      <w:r>
+        <w:rPr>
+          <w:rFonts w:ascii="Times New Roman" w:hAnsi="Times New Roman" w:cs="Times New Roman"/>
+        </w:rPr>
+        <w:t>instantaneous_frequency = ...</w:t>
+      </w:r>
+    </w:p>
+    <w:p>
+      <w:pPr>
+        <w:rPr>
+          <w:rFonts w:ascii="Times New Roman" w:hAnsi="Times New Roman" w:cs="Times New Roman"/>
+        </w:rPr>
+      </w:pPr>
+      <w:r>
+        <w:rPr>
+          <w:rFonts w:ascii="Times New Roman" w:hAnsi="Times New Roman" w:cs="Times New Roman"/>
+        </w:rPr>
+        <w:t xml:space="preserve">    gradient(instantaneous_phase)/(2*pi)*Fs;</w:t>
+      </w:r>
+    </w:p>
+    <w:p>
+      <w:pPr>
+        <w:rPr>
+          <w:rFonts w:ascii="Times New Roman" w:hAnsi="Times New Roman" w:cs="Times New Roman"/>
+        </w:rPr>
+      </w:pPr>
+    </w:p>
+    <w:p>
+      <w:pPr>
+        <w:rPr>
+          <w:rFonts w:ascii="Times New Roman" w:hAnsi="Times New Roman" w:cs="Times New Roman"/>
+        </w:rPr>
+      </w:pPr>
+      <w:r>
+        <w:rPr>
+          <w:rFonts w:ascii="Times New Roman" w:hAnsi="Times New Roman" w:cs="Times New Roman"/>
+        </w:rPr>
+        <w:t>max_freq = max(instantaneous_frequency);</w:t>
+      </w:r>
+    </w:p>
+    <w:p>
+      <w:pPr>
+        <w:rPr>
+          <w:rFonts w:ascii="Times New Roman" w:hAnsi="Times New Roman" w:cs="Times New Roman"/>
+        </w:rPr>
+      </w:pPr>
+      <w:r>
+        <w:rPr>
+          <w:rFonts w:ascii="Times New Roman" w:hAnsi="Times New Roman" w:cs="Times New Roman"/>
+        </w:rPr>
+        <w:t>min_freq = min(instantaneous_frequency);</w:t>
+      </w:r>
+    </w:p>
+    <w:p>
+      <w:pPr>
+        <w:rPr>
+          <w:rFonts w:ascii="Times New Roman" w:hAnsi="Times New Roman" w:cs="Times New Roman"/>
+        </w:rPr>
+      </w:pPr>
+    </w:p>
+    <w:p>
+      <w:pPr>
+        <w:rPr>
+          <w:rFonts w:ascii="Times New Roman" w:hAnsi="Times New Roman" w:cs="Times New Roman"/>
+        </w:rPr>
+      </w:pPr>
+      <w:r>
+        <w:rPr>
+          <w:rFonts w:ascii="Times New Roman" w:hAnsi="Times New Roman" w:cs="Times New Roman"/>
+        </w:rPr>
+        <w:t>measured_delta_f = (max_freq - min_freq)/2;</w:t>
+      </w:r>
+    </w:p>
+    <w:p>
+      <w:pPr>
+        <w:rPr>
+          <w:rFonts w:ascii="Times New Roman" w:hAnsi="Times New Roman" w:cs="Times New Roman"/>
+        </w:rPr>
+      </w:pPr>
+    </w:p>
+    <w:p>
+      <w:pPr>
+        <w:rPr>
+          <w:rFonts w:ascii="Times New Roman" w:hAnsi="Times New Roman" w:cs="Times New Roman"/>
+        </w:rPr>
+      </w:pPr>
+      <w:r>
+        <w:rPr>
+          <w:rFonts w:ascii="Times New Roman" w:hAnsi="Times New Roman" w:cs="Times New Roman"/>
+        </w:rPr>
+        <w:t>fprintf('---------------------------------------\n');</w:t>
+      </w:r>
+    </w:p>
+    <w:p>
+      <w:pPr>
+        <w:rPr>
+          <w:rFonts w:ascii="Times New Roman" w:hAnsi="Times New Roman" w:cs="Times New Roman"/>
+        </w:rPr>
+      </w:pPr>
+      <w:r>
+        <w:rPr>
+          <w:rFonts w:ascii="Times New Roman" w:hAnsi="Times New Roman" w:cs="Times New Roman"/>
+        </w:rPr>
+        <w:t>fprintf('FM FREQUENCY DEVIATION AND MODULATION INDEX\n');</w:t>
+      </w:r>
+    </w:p>
+    <w:p>
+      <w:pPr>
+        <w:rPr>
+          <w:rFonts w:ascii="Times New Roman" w:hAnsi="Times New Roman" w:cs="Times New Roman"/>
+        </w:rPr>
+      </w:pPr>
+      <w:r>
+        <w:rPr>
+          <w:rFonts w:ascii="Times New Roman" w:hAnsi="Times New Roman" w:cs="Times New Roman"/>
+        </w:rPr>
+        <w:t>fprintf('---------------------------------------\n');</w:t>
+      </w:r>
+    </w:p>
+    <w:p>
+      <w:pPr>
+        <w:rPr>
+          <w:rFonts w:ascii="Times New Roman" w:hAnsi="Times New Roman" w:cs="Times New Roman"/>
+        </w:rPr>
+      </w:pPr>
+    </w:p>
+    <w:p>
+      <w:pPr>
+        <w:rPr>
+          <w:rFonts w:ascii="Times New Roman" w:hAnsi="Times New Roman" w:cs="Times New Roman"/>
+        </w:rPr>
+      </w:pPr>
+      <w:r>
+        <w:rPr>
+          <w:rFonts w:ascii="Times New Roman" w:hAnsi="Times New Roman" w:cs="Times New Roman"/>
+        </w:rPr>
+        <w:t>fprintf('Carrier Frequency       = %.2f Hz\n', fc);</w:t>
+      </w:r>
+    </w:p>
+    <w:p>
+      <w:pPr>
+        <w:rPr>
+          <w:rFonts w:ascii="Times New Roman" w:hAnsi="Times New Roman" w:cs="Times New Roman"/>
+        </w:rPr>
+      </w:pPr>
+      <w:r>
+        <w:rPr>
+          <w:rFonts w:ascii="Times New Roman" w:hAnsi="Times New Roman" w:cs="Times New Roman"/>
+        </w:rPr>
+        <w:t>fprintf('Message Frequency       = %.2f Hz\n', fm);</w:t>
+      </w:r>
+    </w:p>
+    <w:p>
+      <w:pPr>
+        <w:rPr>
+          <w:rFonts w:ascii="Times New Roman" w:hAnsi="Times New Roman" w:cs="Times New Roman"/>
+        </w:rPr>
+      </w:pPr>
+      <w:r>
+        <w:rPr>
+          <w:rFonts w:ascii="Times New Roman" w:hAnsi="Times New Roman" w:cs="Times New Roman"/>
+        </w:rPr>
+        <w:t>fprintf('Frequency Sensitivity   = %.2f Hz/V\n', kf);</w:t>
+      </w:r>
+    </w:p>
+    <w:p>
+      <w:pPr>
+        <w:rPr>
+          <w:rFonts w:ascii="Times New Roman" w:hAnsi="Times New Roman" w:cs="Times New Roman"/>
+        </w:rPr>
+      </w:pPr>
       <w:r>
         <w:rPr>
           <w:rFonts w:ascii="Times New Roman" w:hAnsi="Times New Roman" w:cs="Times New Roman"/>
         </w:rPr>
         <w:lastRenderedPageBreak/>
-        <w:t>fprintf</w:t>
-      </w:r>
-      <w:proofErr w:type="spellEnd"/>
-      <w:r>
-        <w:rPr>
-          <w:rFonts w:ascii="Times New Roman" w:hAnsi="Times New Roman" w:cs="Times New Roman"/>
-        </w:rPr>
-        <w:t>('Message Amplitude       = %.2f V\n', Am);</w:t>
-      </w:r>
-    </w:p>
-    <w:p>
-      <w:pPr>
-        <w:rPr>
-          <w:rFonts w:ascii="Times New Roman" w:hAnsi="Times New Roman" w:cs="Times New Roman"/>
-        </w:rPr>
-      </w:pPr>
-    </w:p>
-    <w:p>
-      <w:pPr>
-        <w:rPr>
-          <w:rFonts w:ascii="Times New Roman" w:hAnsi="Times New Roman" w:cs="Times New Roman"/>
-        </w:rPr>
-      </w:pPr>
-      <w:proofErr w:type="spellStart"/>
-      <w:r>
-        <w:rPr>
-          <w:rFonts w:ascii="Times New Roman" w:hAnsi="Times New Roman" w:cs="Times New Roman"/>
-        </w:rPr>
-        <w:t>fprintf</w:t>
-      </w:r>
-      <w:proofErr w:type="spellEnd"/>
-      <w:r>
-        <w:rPr>
-          <w:rFonts w:ascii="Times New Roman" w:hAnsi="Times New Roman" w:cs="Times New Roman"/>
-        </w:rPr>
-        <w:t>('\</w:t>
-      </w:r>
-      <w:proofErr w:type="spellStart"/>
-      <w:r>
-        <w:rPr>
-          <w:rFonts w:ascii="Times New Roman" w:hAnsi="Times New Roman" w:cs="Times New Roman"/>
-        </w:rPr>
-        <w:t>nTheoretical</w:t>
-      </w:r>
-      <w:proofErr w:type="spellEnd"/>
-      <w:r>
-        <w:rPr>
-          <w:rFonts w:ascii="Times New Roman" w:hAnsi="Times New Roman" w:cs="Times New Roman"/>
-        </w:rPr>
-        <w:t xml:space="preserve"> Frequency Deviation = %.2f Hz\n', </w:t>
-      </w:r>
-      <w:proofErr w:type="spellStart"/>
-      <w:r>
-        <w:rPr>
-          <w:rFonts w:ascii="Times New Roman" w:hAnsi="Times New Roman" w:cs="Times New Roman"/>
-        </w:rPr>
-        <w:t>delta_f</w:t>
-      </w:r>
-      <w:proofErr w:type="spellEnd"/>
-      <w:r>
-        <w:rPr>
-          <w:rFonts w:ascii="Times New Roman" w:hAnsi="Times New Roman" w:cs="Times New Roman"/>
-        </w:rPr>
-        <w:t>);</w:t>
-      </w:r>
-    </w:p>
-    <w:p>
-      <w:pPr>
-        <w:rPr>
-          <w:rFonts w:ascii="Times New Roman" w:hAnsi="Times New Roman" w:cs="Times New Roman"/>
-        </w:rPr>
-      </w:pPr>
-      <w:proofErr w:type="spellStart"/>
-      <w:r>
-        <w:rPr>
-          <w:rFonts w:ascii="Times New Roman" w:hAnsi="Times New Roman" w:cs="Times New Roman"/>
-        </w:rPr>
-        <w:t>fprintf</w:t>
-      </w:r>
-      <w:proofErr w:type="spellEnd"/>
-      <w:r>
-        <w:rPr>
-          <w:rFonts w:ascii="Times New Roman" w:hAnsi="Times New Roman" w:cs="Times New Roman"/>
-        </w:rPr>
-        <w:t>('Theoretical Modulation Index    = %.2f\n', beta);</w:t>
-      </w:r>
-    </w:p>
-    <w:p>
-      <w:pPr>
-        <w:rPr>
-          <w:rFonts w:ascii="Times New Roman" w:hAnsi="Times New Roman" w:cs="Times New Roman"/>
-        </w:rPr>
-      </w:pPr>
-    </w:p>
-    <w:p>
-      <w:pPr>
-        <w:rPr>
-          <w:rFonts w:ascii="Times New Roman" w:hAnsi="Times New Roman" w:cs="Times New Roman"/>
-        </w:rPr>
-      </w:pPr>
-      <w:proofErr w:type="spellStart"/>
-      <w:r>
-        <w:rPr>
-          <w:rFonts w:ascii="Times New Roman" w:hAnsi="Times New Roman" w:cs="Times New Roman"/>
-        </w:rPr>
-        <w:t>fprintf</w:t>
-      </w:r>
-      <w:proofErr w:type="spellEnd"/>
-      <w:r>
-        <w:rPr>
-          <w:rFonts w:ascii="Times New Roman" w:hAnsi="Times New Roman" w:cs="Times New Roman"/>
-        </w:rPr>
-        <w:t>('\</w:t>
-      </w:r>
-      <w:proofErr w:type="spellStart"/>
-      <w:r>
-        <w:rPr>
-          <w:rFonts w:ascii="Times New Roman" w:hAnsi="Times New Roman" w:cs="Times New Roman"/>
-        </w:rPr>
-        <w:t>nMeasured</w:t>
-      </w:r>
-      <w:proofErr w:type="spellEnd"/>
-      <w:r>
-        <w:rPr>
-          <w:rFonts w:ascii="Times New Roman" w:hAnsi="Times New Roman" w:cs="Times New Roman"/>
-        </w:rPr>
-        <w:t xml:space="preserve"> Maximum Frequency      = %.2f Hz\n', </w:t>
-      </w:r>
-      <w:proofErr w:type="spellStart"/>
-      <w:r>
-        <w:rPr>
-          <w:rFonts w:ascii="Times New Roman" w:hAnsi="Times New Roman" w:cs="Times New Roman"/>
-        </w:rPr>
-        <w:t>max_freq</w:t>
-      </w:r>
-      <w:proofErr w:type="spellEnd"/>
-      <w:r>
-        <w:rPr>
-          <w:rFonts w:ascii="Times New Roman" w:hAnsi="Times New Roman" w:cs="Times New Roman"/>
-        </w:rPr>
-        <w:t>);</w:t>
-      </w:r>
-    </w:p>
-    <w:p>
-      <w:pPr>
-        <w:rPr>
-          <w:rFonts w:ascii="Times New Roman" w:hAnsi="Times New Roman" w:cs="Times New Roman"/>
-        </w:rPr>
-      </w:pPr>
-      <w:proofErr w:type="spellStart"/>
-      <w:r>
-        <w:rPr>
-          <w:rFonts w:ascii="Times New Roman" w:hAnsi="Times New Roman" w:cs="Times New Roman"/>
-        </w:rPr>
-        <w:t>fprintf</w:t>
-      </w:r>
-      <w:proofErr w:type="spellEnd"/>
-      <w:r>
-        <w:rPr>
-          <w:rFonts w:ascii="Times New Roman" w:hAnsi="Times New Roman" w:cs="Times New Roman"/>
-        </w:rPr>
-        <w:t xml:space="preserve">('Measured Minimum Frequency      = %.2f Hz\n', </w:t>
-      </w:r>
-      <w:proofErr w:type="spellStart"/>
-      <w:r>
-        <w:rPr>
-          <w:rFonts w:ascii="Times New Roman" w:hAnsi="Times New Roman" w:cs="Times New Roman"/>
-        </w:rPr>
-        <w:t>min_freq</w:t>
-      </w:r>
-      <w:proofErr w:type="spellEnd"/>
-      <w:r>
-        <w:rPr>
-          <w:rFonts w:ascii="Times New Roman" w:hAnsi="Times New Roman" w:cs="Times New Roman"/>
-        </w:rPr>
-        <w:t>);</w:t>
-      </w:r>
-    </w:p>
-    <w:p>
-      <w:pPr>
-        <w:rPr>
-          <w:rFonts w:ascii="Times New Roman" w:hAnsi="Times New Roman" w:cs="Times New Roman"/>
-        </w:rPr>
-      </w:pPr>
-      <w:proofErr w:type="spellStart"/>
-      <w:r>
-        <w:rPr>
-          <w:rFonts w:ascii="Times New Roman" w:hAnsi="Times New Roman" w:cs="Times New Roman"/>
-        </w:rPr>
-        <w:t>fprintf</w:t>
-      </w:r>
-      <w:proofErr w:type="spellEnd"/>
-      <w:r>
-        <w:rPr>
-          <w:rFonts w:ascii="Times New Roman" w:hAnsi="Times New Roman" w:cs="Times New Roman"/>
-        </w:rPr>
-        <w:t xml:space="preserve">('Measured Frequency Deviation    = %.2f Hz\n', </w:t>
-      </w:r>
-      <w:proofErr w:type="spellStart"/>
-      <w:r>
-        <w:rPr>
-          <w:rFonts w:ascii="Times New Roman" w:hAnsi="Times New Roman" w:cs="Times New Roman"/>
-        </w:rPr>
-        <w:t>measured_delta_f</w:t>
-      </w:r>
-      <w:proofErr w:type="spellEnd"/>
-      <w:r>
-        <w:rPr>
-          <w:rFonts w:ascii="Times New Roman" w:hAnsi="Times New Roman" w:cs="Times New Roman"/>
-        </w:rPr>
-        <w:t>);</w:t>
+        <w:t>fprintf('Message Amplitude       = %.2f V\n', Am);</w:t>
+      </w:r>
+    </w:p>
+    <w:p>
+      <w:pPr>
+        <w:rPr>
+          <w:rFonts w:ascii="Times New Roman" w:hAnsi="Times New Roman" w:cs="Times New Roman"/>
+        </w:rPr>
+      </w:pPr>
+    </w:p>
+    <w:p>
+      <w:pPr>
+        <w:rPr>
+          <w:rFonts w:ascii="Times New Roman" w:hAnsi="Times New Roman" w:cs="Times New Roman"/>
+        </w:rPr>
+      </w:pPr>
+      <w:r>
+        <w:rPr>
+          <w:rFonts w:ascii="Times New Roman" w:hAnsi="Times New Roman" w:cs="Times New Roman"/>
+        </w:rPr>
+        <w:t>fprintf('\nTheoretical Frequency Deviation = %.2f Hz\n', delta_f);</w:t>
+      </w:r>
+    </w:p>
+    <w:p>
+      <w:pPr>
+        <w:rPr>
+          <w:rFonts w:ascii="Times New Roman" w:hAnsi="Times New Roman" w:cs="Times New Roman"/>
+        </w:rPr>
+      </w:pPr>
+      <w:r>
+        <w:rPr>
+          <w:rFonts w:ascii="Times New Roman" w:hAnsi="Times New Roman" w:cs="Times New Roman"/>
+        </w:rPr>
+        <w:t>fprintf('Theoretical Modulation Index    = %.2f\n', beta);</w:t>
+      </w:r>
+    </w:p>
+    <w:p>
+      <w:pPr>
+        <w:rPr>
+          <w:rFonts w:ascii="Times New Roman" w:hAnsi="Times New Roman" w:cs="Times New Roman"/>
+        </w:rPr>
+      </w:pPr>
+    </w:p>
+    <w:p>
+      <w:pPr>
+        <w:rPr>
+          <w:rFonts w:ascii="Times New Roman" w:hAnsi="Times New Roman" w:cs="Times New Roman"/>
+        </w:rPr>
+      </w:pPr>
+      <w:r>
+        <w:rPr>
+          <w:rFonts w:ascii="Times New Roman" w:hAnsi="Times New Roman" w:cs="Times New Roman"/>
+        </w:rPr>
+        <w:t>fprintf('\nMeasured Maximum Frequency      = %.2f Hz\n', max_freq);</w:t>
+      </w:r>
+    </w:p>
+    <w:p>
+      <w:pPr>
+        <w:rPr>
+          <w:rFonts w:ascii="Times New Roman" w:hAnsi="Times New Roman" w:cs="Times New Roman"/>
+        </w:rPr>
+      </w:pPr>
+      <w:r>
+        <w:rPr>
+          <w:rFonts w:ascii="Times New Roman" w:hAnsi="Times New Roman" w:cs="Times New Roman"/>
+        </w:rPr>
+        <w:t>fprintf('Measured Minimum Frequency      = %.2f Hz\n', min_freq);</w:t>
+      </w:r>
+    </w:p>
+    <w:p>
+      <w:pPr>
+        <w:rPr>
+          <w:rFonts w:ascii="Times New Roman" w:hAnsi="Times New Roman" w:cs="Times New Roman"/>
+        </w:rPr>
+      </w:pPr>
+      <w:r>
+        <w:rPr>
+          <w:rFonts w:ascii="Times New Roman" w:hAnsi="Times New Roman" w:cs="Times New Roman"/>
+        </w:rPr>
+        <w:t>fprintf('Measured Frequency Deviation    = %.2f Hz\n', measured_delta_f);</w:t>
       </w:r>
     </w:p>
     <w:p>
@@ -1288,63 +754,33 @@
         <w:rPr>
           <w:rFonts w:ascii="Times New Roman" w:hAnsi="Times New Roman" w:cs="Times New Roman"/>
         </w:rPr>
-        <w:t>plot(</w:t>
-      </w:r>
-      <w:proofErr w:type="spellStart"/>
-      <w:r>
-        <w:rPr>
-          <w:rFonts w:ascii="Times New Roman" w:hAnsi="Times New Roman" w:cs="Times New Roman"/>
-        </w:rPr>
-        <w:t>t,m</w:t>
-      </w:r>
-      <w:proofErr w:type="spellEnd"/>
-      <w:r>
-        <w:rPr>
-          <w:rFonts w:ascii="Times New Roman" w:hAnsi="Times New Roman" w:cs="Times New Roman"/>
-        </w:rPr>
-        <w:t>);</w:t>
-      </w:r>
-    </w:p>
-    <w:p>
-      <w:pPr>
-        <w:rPr>
-          <w:rFonts w:ascii="Times New Roman" w:hAnsi="Times New Roman" w:cs="Times New Roman"/>
-        </w:rPr>
-      </w:pPr>
-      <w:proofErr w:type="spellStart"/>
-      <w:r>
-        <w:rPr>
-          <w:rFonts w:ascii="Times New Roman" w:hAnsi="Times New Roman" w:cs="Times New Roman"/>
-        </w:rPr>
-        <w:t>xlabel</w:t>
-      </w:r>
-      <w:proofErr w:type="spellEnd"/>
-      <w:r>
-        <w:rPr>
-          <w:rFonts w:ascii="Times New Roman" w:hAnsi="Times New Roman" w:cs="Times New Roman"/>
-        </w:rPr>
-        <w:t>('Time (s)');</w:t>
-      </w:r>
-    </w:p>
-    <w:p>
-      <w:pPr>
-        <w:rPr>
-          <w:rFonts w:ascii="Times New Roman" w:hAnsi="Times New Roman" w:cs="Times New Roman"/>
-        </w:rPr>
-      </w:pPr>
-      <w:proofErr w:type="spellStart"/>
-      <w:r>
-        <w:rPr>
-          <w:rFonts w:ascii="Times New Roman" w:hAnsi="Times New Roman" w:cs="Times New Roman"/>
-        </w:rPr>
-        <w:t>ylabel</w:t>
-      </w:r>
-      <w:proofErr w:type="spellEnd"/>
-      <w:r>
-        <w:rPr>
-          <w:rFonts w:ascii="Times New Roman" w:hAnsi="Times New Roman" w:cs="Times New Roman"/>
-        </w:rPr>
-        <w:t>('Amplitude');</w:t>
+        <w:t>plot(t,m);</w:t>
+      </w:r>
+    </w:p>
+    <w:p>
+      <w:pPr>
+        <w:rPr>
+          <w:rFonts w:ascii="Times New Roman" w:hAnsi="Times New Roman" w:cs="Times New Roman"/>
+        </w:rPr>
+      </w:pPr>
+      <w:r>
+        <w:rPr>
+          <w:rFonts w:ascii="Times New Roman" w:hAnsi="Times New Roman" w:cs="Times New Roman"/>
+        </w:rPr>
+        <w:t>xlabel('Time (s)');</w:t>
+      </w:r>
+    </w:p>
+    <w:p>
+      <w:pPr>
+        <w:rPr>
+          <w:rFonts w:ascii="Times New Roman" w:hAnsi="Times New Roman" w:cs="Times New Roman"/>
+        </w:rPr>
+      </w:pPr>
+      <w:r>
+        <w:rPr>
+          <w:rFonts w:ascii="Times New Roman" w:hAnsi="Times New Roman" w:cs="Times New Roman"/>
+        </w:rPr>
+        <w:t>ylabel('Amplitude');</w:t>
       </w:r>
     </w:p>
     <w:p>
@@ -1396,63 +832,33 @@
         <w:rPr>
           <w:rFonts w:ascii="Times New Roman" w:hAnsi="Times New Roman" w:cs="Times New Roman"/>
         </w:rPr>
-        <w:t>plot(</w:t>
-      </w:r>
-      <w:proofErr w:type="spellStart"/>
-      <w:r>
-        <w:rPr>
-          <w:rFonts w:ascii="Times New Roman" w:hAnsi="Times New Roman" w:cs="Times New Roman"/>
-        </w:rPr>
-        <w:t>t,FM_signal</w:t>
-      </w:r>
-      <w:proofErr w:type="spellEnd"/>
-      <w:r>
-        <w:rPr>
-          <w:rFonts w:ascii="Times New Roman" w:hAnsi="Times New Roman" w:cs="Times New Roman"/>
-        </w:rPr>
-        <w:t>);</w:t>
-      </w:r>
-    </w:p>
-    <w:p>
-      <w:pPr>
-        <w:rPr>
-          <w:rFonts w:ascii="Times New Roman" w:hAnsi="Times New Roman" w:cs="Times New Roman"/>
-        </w:rPr>
-      </w:pPr>
-      <w:proofErr w:type="spellStart"/>
-      <w:r>
-        <w:rPr>
-          <w:rFonts w:ascii="Times New Roman" w:hAnsi="Times New Roman" w:cs="Times New Roman"/>
-        </w:rPr>
-        <w:t>xlabel</w:t>
-      </w:r>
-      <w:proofErr w:type="spellEnd"/>
-      <w:r>
-        <w:rPr>
-          <w:rFonts w:ascii="Times New Roman" w:hAnsi="Times New Roman" w:cs="Times New Roman"/>
-        </w:rPr>
-        <w:t>('Time (s)');</w:t>
-      </w:r>
-    </w:p>
-    <w:p>
-      <w:pPr>
-        <w:rPr>
-          <w:rFonts w:ascii="Times New Roman" w:hAnsi="Times New Roman" w:cs="Times New Roman"/>
-        </w:rPr>
-      </w:pPr>
-      <w:proofErr w:type="spellStart"/>
-      <w:r>
-        <w:rPr>
-          <w:rFonts w:ascii="Times New Roman" w:hAnsi="Times New Roman" w:cs="Times New Roman"/>
-        </w:rPr>
-        <w:t>ylabel</w:t>
-      </w:r>
-      <w:proofErr w:type="spellEnd"/>
-      <w:r>
-        <w:rPr>
-          <w:rFonts w:ascii="Times New Roman" w:hAnsi="Times New Roman" w:cs="Times New Roman"/>
-        </w:rPr>
-        <w:t>('Amplitude');</w:t>
+        <w:t>plot(t,FM_signal);</w:t>
+      </w:r>
+    </w:p>
+    <w:p>
+      <w:pPr>
+        <w:rPr>
+          <w:rFonts w:ascii="Times New Roman" w:hAnsi="Times New Roman" w:cs="Times New Roman"/>
+        </w:rPr>
+      </w:pPr>
+      <w:r>
+        <w:rPr>
+          <w:rFonts w:ascii="Times New Roman" w:hAnsi="Times New Roman" w:cs="Times New Roman"/>
+        </w:rPr>
+        <w:t>xlabel('Time (s)');</w:t>
+      </w:r>
+    </w:p>
+    <w:p>
+      <w:pPr>
+        <w:rPr>
+          <w:rFonts w:ascii="Times New Roman" w:hAnsi="Times New Roman" w:cs="Times New Roman"/>
+        </w:rPr>
+      </w:pPr>
+      <w:r>
+        <w:rPr>
+          <w:rFonts w:ascii="Times New Roman" w:hAnsi="Times New Roman" w:cs="Times New Roman"/>
+        </w:rPr>
+        <w:t>ylabel('Amplitude');</w:t>
       </w:r>
     </w:p>
     <w:p>
@@ -1487,19 +893,11 @@
           <w:rFonts w:ascii="Times New Roman" w:hAnsi="Times New Roman" w:cs="Times New Roman"/>
         </w:rPr>
       </w:pPr>
-      <w:proofErr w:type="spellStart"/>
-      <w:r>
-        <w:rPr>
-          <w:rFonts w:ascii="Times New Roman" w:hAnsi="Times New Roman" w:cs="Times New Roman"/>
-        </w:rPr>
-        <w:t>xlim</w:t>
-      </w:r>
-      <w:proofErr w:type="spellEnd"/>
-      <w:r>
-        <w:rPr>
-          <w:rFonts w:ascii="Times New Roman" w:hAnsi="Times New Roman" w:cs="Times New Roman"/>
-        </w:rPr>
-        <w:t>([0 0.003]);</w:t>
+      <w:r>
+        <w:rPr>
+          <w:rFonts w:ascii="Times New Roman" w:hAnsi="Times New Roman" w:cs="Times New Roman"/>
+        </w:rPr>
+        <w:t>xlim([0 0.003]);</w:t>
       </w:r>
     </w:p>
     <w:p>
@@ -1532,63 +930,33 @@
         <w:rPr>
           <w:rFonts w:ascii="Times New Roman" w:hAnsi="Times New Roman" w:cs="Times New Roman"/>
         </w:rPr>
-        <w:t>plot(</w:t>
-      </w:r>
-      <w:proofErr w:type="spellStart"/>
-      <w:r>
-        <w:rPr>
-          <w:rFonts w:ascii="Times New Roman" w:hAnsi="Times New Roman" w:cs="Times New Roman"/>
-        </w:rPr>
-        <w:t>t,instantaneous_frequency</w:t>
-      </w:r>
-      <w:proofErr w:type="spellEnd"/>
-      <w:r>
-        <w:rPr>
-          <w:rFonts w:ascii="Times New Roman" w:hAnsi="Times New Roman" w:cs="Times New Roman"/>
-        </w:rPr>
-        <w:t>);</w:t>
-      </w:r>
-    </w:p>
-    <w:p>
-      <w:pPr>
-        <w:rPr>
-          <w:rFonts w:ascii="Times New Roman" w:hAnsi="Times New Roman" w:cs="Times New Roman"/>
-        </w:rPr>
-      </w:pPr>
-      <w:proofErr w:type="spellStart"/>
-      <w:r>
-        <w:rPr>
-          <w:rFonts w:ascii="Times New Roman" w:hAnsi="Times New Roman" w:cs="Times New Roman"/>
-        </w:rPr>
-        <w:t>xlabel</w:t>
-      </w:r>
-      <w:proofErr w:type="spellEnd"/>
-      <w:r>
-        <w:rPr>
-          <w:rFonts w:ascii="Times New Roman" w:hAnsi="Times New Roman" w:cs="Times New Roman"/>
-        </w:rPr>
-        <w:t>('Time (s)');</w:t>
-      </w:r>
-    </w:p>
-    <w:p>
-      <w:pPr>
-        <w:rPr>
-          <w:rFonts w:ascii="Times New Roman" w:hAnsi="Times New Roman" w:cs="Times New Roman"/>
-        </w:rPr>
-      </w:pPr>
-      <w:proofErr w:type="spellStart"/>
-      <w:r>
-        <w:rPr>
-          <w:rFonts w:ascii="Times New Roman" w:hAnsi="Times New Roman" w:cs="Times New Roman"/>
-        </w:rPr>
-        <w:t>ylabel</w:t>
-      </w:r>
-      <w:proofErr w:type="spellEnd"/>
-      <w:r>
-        <w:rPr>
-          <w:rFonts w:ascii="Times New Roman" w:hAnsi="Times New Roman" w:cs="Times New Roman"/>
-        </w:rPr>
-        <w:t>('Frequency (Hz)');</w:t>
+        <w:t>plot(t,instantaneous_frequency);</w:t>
+      </w:r>
+    </w:p>
+    <w:p>
+      <w:pPr>
+        <w:rPr>
+          <w:rFonts w:ascii="Times New Roman" w:hAnsi="Times New Roman" w:cs="Times New Roman"/>
+        </w:rPr>
+      </w:pPr>
+      <w:r>
+        <w:rPr>
+          <w:rFonts w:ascii="Times New Roman" w:hAnsi="Times New Roman" w:cs="Times New Roman"/>
+        </w:rPr>
+        <w:t>xlabel('Time (s)');</w:t>
+      </w:r>
+    </w:p>
+    <w:p>
+      <w:pPr>
+        <w:rPr>
+          <w:rFonts w:ascii="Times New Roman" w:hAnsi="Times New Roman" w:cs="Times New Roman"/>
+        </w:rPr>
+      </w:pPr>
+      <w:r>
+        <w:rPr>
+          <w:rFonts w:ascii="Times New Roman" w:hAnsi="Times New Roman" w:cs="Times New Roman"/>
+        </w:rPr>
+        <w:t>ylabel('Frequency (Hz)');</w:t>
       </w:r>
     </w:p>
     <w:p>
@@ -1624,19 +992,11 @@
           <w:rFonts w:ascii="Times New Roman" w:hAnsi="Times New Roman" w:cs="Times New Roman"/>
         </w:rPr>
       </w:pPr>
-      <w:proofErr w:type="spellStart"/>
-      <w:r>
-        <w:rPr>
-          <w:rFonts w:ascii="Times New Roman" w:hAnsi="Times New Roman" w:cs="Times New Roman"/>
-        </w:rPr>
-        <w:t>xlim</w:t>
-      </w:r>
-      <w:proofErr w:type="spellEnd"/>
-      <w:r>
-        <w:rPr>
-          <w:rFonts w:ascii="Times New Roman" w:hAnsi="Times New Roman" w:cs="Times New Roman"/>
-        </w:rPr>
-        <w:t>([0 0.005]);</w:t>
+      <w:r>
+        <w:rPr>
+          <w:rFonts w:ascii="Times New Roman" w:hAnsi="Times New Roman" w:cs="Times New Roman"/>
+        </w:rPr>
+        <w:t>xlim([0 0.005]);</w:t>
       </w:r>
     </w:p>
     <w:p>
@@ -1653,10 +1013,60 @@
       </w:r>
     </w:p>
     <w:p>
+      <w:pPr>
+        <w:rPr>
+          <w:rFonts w:ascii="Times New Roman" w:hAnsi="Times New Roman" w:cs="Times New Roman"/>
+        </w:rPr>
+      </w:pPr>
+      <w:r>
+        <w:rPr>
+          <w:rFonts w:ascii="Times New Roman" w:hAnsi="Times New Roman" w:cs="Times New Roman"/>
+        </w:rPr>
+        <w:drawing>
+          <wp:inline distT="0" distB="0" distL="0" distR="0" wp14:anchorId="21606A2C" wp14:editId="48B08899">
+            <wp:extent cx="4010585" cy="2486372"/>
+            <wp:effectExtent l="0" t="0" r="9525" b="9525"/>
+            <wp:docPr id="1099190695" name="Picture 1" descr="The image depicts a graph showing the amplitude and instantaneous frequency of a frequency-modulated (FM) signal over time.&#10;&#10;AI-generated content may be incorrect."/>
+            <wp:cNvGraphicFramePr>
+              <a:graphicFrameLocks xmlns:a="http://schemas.openxmlformats.org/drawingml/2006/main" noChangeAspect="1"/>
+            </wp:cNvGraphicFramePr>
+            <a:graphic xmlns:a="http://schemas.openxmlformats.org/drawingml/2006/main">
+              <a:graphicData uri="http://schemas.openxmlformats.org/drawingml/2006/picture">
+                <pic:pic xmlns:pic="http://schemas.openxmlformats.org/drawingml/2006/picture">
+                  <pic:nvPicPr>
+                    <pic:cNvPr id="1099190695" name="Picture 1" descr="The image depicts a graph showing the amplitude and instantaneous frequency of a frequency-modulated (FM) signal over time.&#10;&#10;AI-generated content may be incorrect."/>
+                    <pic:cNvPicPr/>
+                  </pic:nvPicPr>
+                  <pic:blipFill>
+                    <a:blip r:embed="rId4"/>
+                    <a:stretch>
+                      <a:fillRect/>
+                    </a:stretch>
+                  </pic:blipFill>
+                  <pic:spPr>
+                    <a:xfrm>
+                      <a:off x="0" y="0"/>
+                      <a:ext cx="4010585" cy="2486372"/>
+                    </a:xfrm>
+                    <a:prstGeom prst="rect">
+                      <a:avLst/>
+                    </a:prstGeom>
+                  </pic:spPr>
+                </pic:pic>
+              </a:graphicData>
+            </a:graphic>
+          </wp:inline>
+        </w:drawing>
+      </w:r>
+    </w:p>
+    <w:p>
       <w:r>
         <w:br/>
       </w:r>
       <w:r>
+        <w:rPr>
+          <w:noProof/>
+        </w:rPr>
         <w:drawing>
           <wp:inline distT="0" distB="0" distL="0" distR="0" wp14:anchorId="71FCF46B" wp14:editId="261EC3EB">
             <wp:extent cx="5731510" cy="3576955"/>
@@ -1673,7 +1083,7 @@
                     <pic:cNvPicPr/>
                   </pic:nvPicPr>
                   <pic:blipFill>
-                    <a:blip r:embed="rId4"/>
+                    <a:blip r:embed="rId5"/>
                     <a:stretch>
                       <a:fillRect/>
                     </a:stretch>
